--- a/docs/research/mvp/final/v02-data-plane/transport-shadowsocks.docx
+++ b/docs/research/mvp/final/v02-data-plane/transport-shadowsocks.docx
@@ -10,7 +10,7 @@
         <w:t xml:space="preserve">Shadowsocks-Wrap Transport</w:t>
       </w:r>
     </w:p>
-    <w:bookmarkStart w:id="43" w:name="shadowsocks-wrap-transport"/>
+    <w:bookmarkStart w:id="52" w:name="shadowsocks-wrap-transport"/>
     <w:p>
       <w:pPr>
         <w:pStyle w:val="Heading1"/>
@@ -1012,7 +1012,7 @@
     </w:p>
     <w:bookmarkEnd w:id="11"/>
     <w:bookmarkEnd w:id="12"/>
-    <w:bookmarkStart w:id="13" w:name="X2833c3ad98ee183cc381ae1607a53ca4bdbda7b"/>
+    <w:bookmarkStart w:id="16" w:name="X2833c3ad98ee183cc381ae1607a53ca4bdbda7b"/>
     <w:p>
       <w:pPr>
         <w:pStyle w:val="Heading2"/>
@@ -1026,11 +1026,46 @@
         <w:pStyle w:val="FirstParagraph"/>
       </w:pPr>
       <w:r>
-        <w:rPr>
-          <w:b/>
-          <w:bCs/>
-        </w:rPr>
-        <w:t xml:space="preserve">[MERMAID RENDER FAILED — block #1]</w:t>
+        <w:drawing>
+          <wp:inline>
+            <wp:extent cx="5334000" cy="24389521"/>
+            <wp:effectExtent b="0" l="0" r="0" t="0"/>
+            <wp:docPr descr="diagram" title="" id="14" name="Picture"/>
+            <a:graphic>
+              <a:graphicData uri="http://schemas.openxmlformats.org/drawingml/2006/picture">
+                <pic:pic>
+                  <pic:nvPicPr>
+                    <pic:cNvPr descr="/tmp/.private/milosvasic/tmp.olSVn23wvf/img/diagram_001_8e3829aae97c.png" id="15" name="Picture"/>
+                    <pic:cNvPicPr>
+                      <a:picLocks noChangeArrowheads="1" noChangeAspect="1"/>
+                    </pic:cNvPicPr>
+                  </pic:nvPicPr>
+                  <pic:blipFill>
+                    <a:blip r:embed="rId13"/>
+                    <a:stretch>
+                      <a:fillRect/>
+                    </a:stretch>
+                  </pic:blipFill>
+                  <pic:spPr bwMode="auto">
+                    <a:xfrm>
+                      <a:off x="0" y="0"/>
+                      <a:ext cx="5334000" cy="24389521"/>
+                    </a:xfrm>
+                    <a:prstGeom prst="rect">
+                      <a:avLst/>
+                    </a:prstGeom>
+                    <a:noFill/>
+                    <a:ln w="9525">
+                      <a:noFill/>
+                      <a:headEnd/>
+                      <a:tailEnd/>
+                    </a:ln>
+                  </pic:spPr>
+                </pic:pic>
+              </a:graphicData>
+            </a:graphic>
+          </wp:inline>
+        </w:drawing>
       </w:r>
     </w:p>
     <w:p>
@@ -1132,8 +1167,8 @@
         </w:pict>
       </w:r>
     </w:p>
-    <w:bookmarkEnd w:id="13"/>
-    <w:bookmarkStart w:id="17" w:name="Xa9b16f9b9dda520510997742ef616f17bd3239f"/>
+    <w:bookmarkEnd w:id="16"/>
+    <w:bookmarkStart w:id="20" w:name="Xa9b16f9b9dda520510997742ef616f17bd3239f"/>
     <w:p>
       <w:pPr>
         <w:pStyle w:val="Heading2"/>
@@ -1142,7 +1177,7 @@
         <w:t xml:space="preserve">2. Public surface — trait impl, config, ciphers</w:t>
       </w:r>
     </w:p>
-    <w:bookmarkStart w:id="14" w:name="X73062331bf98caa48b9e0e9b8b67774fc0484e7"/>
+    <w:bookmarkStart w:id="17" w:name="X73062331bf98caa48b9e0e9b8b67774fc0484e7"/>
     <w:p>
       <w:pPr>
         <w:pStyle w:val="Heading3"/>
@@ -2463,8 +2498,8 @@
         <w:t xml:space="preserve">}</w:t>
       </w:r>
     </w:p>
-    <w:bookmarkEnd w:id="14"/>
-    <w:bookmarkStart w:id="15" w:name="Xc630346bd00195f18cf2b38e10e5d3d49c03715"/>
+    <w:bookmarkEnd w:id="17"/>
+    <w:bookmarkStart w:id="18" w:name="Xc630346bd00195f18cf2b38e10e5d3d49c03715"/>
     <w:p>
       <w:pPr>
         <w:pStyle w:val="Heading3"/>
@@ -2993,8 +3028,8 @@
         <w:t xml:space="preserve">(§3.3).</w:t>
       </w:r>
     </w:p>
-    <w:bookmarkEnd w:id="15"/>
-    <w:bookmarkStart w:id="16" w:name="Xa4668d283e3532b5bcdcf4a45a34852b52ccb7c"/>
+    <w:bookmarkEnd w:id="18"/>
+    <w:bookmarkStart w:id="19" w:name="Xa4668d283e3532b5bcdcf4a45a34852b52ccb7c"/>
     <w:p>
       <w:pPr>
         <w:pStyle w:val="Heading3"/>
@@ -3448,9 +3483,9 @@
         </w:pict>
       </w:r>
     </w:p>
-    <w:bookmarkEnd w:id="16"/>
-    <w:bookmarkEnd w:id="17"/>
-    <w:bookmarkStart w:id="21" w:name="X33593df2d22e650bbe84b566d6839fb2948ce53"/>
+    <w:bookmarkEnd w:id="19"/>
+    <w:bookmarkEnd w:id="20"/>
+    <w:bookmarkStart w:id="24" w:name="X33593df2d22e650bbe84b566d6839fb2948ce53"/>
     <w:p>
       <w:pPr>
         <w:pStyle w:val="Heading2"/>
@@ -3459,7 +3494,7 @@
         <w:t xml:space="preserve">3. Key schedule &amp; secret handling</w:t>
       </w:r>
     </w:p>
-    <w:bookmarkStart w:id="18" w:name="Xb3e0ac229b96fb600db6904b82a0e06f54962a7"/>
+    <w:bookmarkStart w:id="21" w:name="Xb3e0ac229b96fb600db6904b82a0e06f54962a7"/>
     <w:p>
       <w:pPr>
         <w:pStyle w:val="Heading3"/>
@@ -3622,8 +3657,8 @@
         <w:t xml:space="preserve"> KDF call before implementing.)</w:t>
       </w:r>
     </w:p>
-    <w:bookmarkEnd w:id="18"/>
-    <w:bookmarkStart w:id="19" w:name="Xa23921a916f8378300e6a6b01c11c0fc64ddc97"/>
+    <w:bookmarkEnd w:id="21"/>
+    <w:bookmarkStart w:id="22" w:name="Xa23921a916f8378300e6a6b01c11c0fc64ddc97"/>
     <w:p>
       <w:pPr>
         <w:pStyle w:val="Heading3"/>
@@ -3866,8 +3901,8 @@
         <w:t xml:space="preserve">correlation heuristics [research-hysteria2 §5d].</w:t>
       </w:r>
     </w:p>
-    <w:bookmarkEnd w:id="19"/>
-    <w:bookmarkStart w:id="20" w:name="X39fd9cfeb627177a3c0523778c37789e0784e7d"/>
+    <w:bookmarkEnd w:id="22"/>
+    <w:bookmarkStart w:id="23" w:name="X39fd9cfeb627177a3c0523778c37789e0784e7d"/>
     <w:p>
       <w:pPr>
         <w:pStyle w:val="Heading3"/>
@@ -4052,9 +4087,9 @@
         </w:pict>
       </w:r>
     </w:p>
-    <w:bookmarkEnd w:id="20"/>
-    <w:bookmarkEnd w:id="21"/>
-    <w:bookmarkStart w:id="27" w:name="X81d5b87f9b78e7f2bd70785ac826a94743b7ffe"/>
+    <w:bookmarkEnd w:id="23"/>
+    <w:bookmarkEnd w:id="24"/>
+    <w:bookmarkStart w:id="33" w:name="X81d5b87f9b78e7f2bd70785ac826a94743b7ffe"/>
     <w:p>
       <w:pPr>
         <w:pStyle w:val="Heading2"/>
@@ -4063,7 +4098,7 @@
         <w:t xml:space="preserve">4. Wire format &amp; framing state machine (the nano-detail core)</w:t>
       </w:r>
     </w:p>
-    <w:bookmarkStart w:id="22" w:name="X7fb54617717227fe578579eb72ac607b44cd8b8"/>
+    <w:bookmarkStart w:id="25" w:name="X7fb54617717227fe578579eb72ac607b44cd8b8"/>
     <w:p>
       <w:pPr>
         <w:pStyle w:val="Heading3"/>
@@ -4176,8 +4211,8 @@
         <w:t xml:space="preserve">UNVERIFIED (salt-first SIP004 framing — Shadowsocks AEAD spec, not in HelixVPN evidence base.)</w:t>
       </w:r>
     </w:p>
-    <w:bookmarkEnd w:id="22"/>
-    <w:bookmarkStart w:id="23" w:name="X1594e3bb8e9e343ca0c8a589eccceb24380eaca"/>
+    <w:bookmarkEnd w:id="25"/>
+    <w:bookmarkStart w:id="26" w:name="X1594e3bb8e9e343ca0c8a589eccceb24380eaca"/>
     <w:p>
       <w:pPr>
         <w:pStyle w:val="Heading3"/>
@@ -4465,8 +4500,8 @@
         <w:t xml:space="preserve">UNVERIFIED (0x3FFF chunk cap + 2-byte BE length + double-record framing — SIP004 AEAD wire spec, not in HelixVPN evidence base; confirm against shadowsocks-rust before implementing. The 2-byte length prefix + AEAD-tag overhead IS grounded in [01-DP §3.5, §10].)</w:t>
       </w:r>
     </w:p>
-    <w:bookmarkEnd w:id="23"/>
-    <w:bookmarkStart w:id="24" w:name="X8f9b224664bea951f8dd6238c93c9b03d7801a6"/>
+    <w:bookmarkEnd w:id="26"/>
+    <w:bookmarkStart w:id="27" w:name="X8f9b224664bea951f8dd6238c93c9b03d7801a6"/>
     <w:p>
       <w:pPr>
         <w:pStyle w:val="Heading3"/>
@@ -5045,8 +5080,8 @@
         <w:t xml:space="preserve">UNVERIFIED (LE 12-byte per-record counter starting at 0 — SIP004 nonce convention, not in HelixVPN evidence base.)</w:t>
       </w:r>
     </w:p>
-    <w:bookmarkEnd w:id="24"/>
-    <w:bookmarkStart w:id="25" w:name="Xb29ae4faac0c7c5c236d28754cb050110d97518"/>
+    <w:bookmarkEnd w:id="27"/>
+    <w:bookmarkStart w:id="28" w:name="Xb29ae4faac0c7c5c236d28754cb050110d97518"/>
     <w:p>
       <w:pPr>
         <w:pStyle w:val="Heading3"/>
@@ -6008,8 +6043,8 @@
         <w:t xml:space="preserve">Interleaving two datagrams' records would desync the receiver's nonce chain (§8 E3).</w:t>
       </w:r>
     </w:p>
-    <w:bookmarkEnd w:id="25"/>
-    <w:bookmarkStart w:id="26" w:name="Xc60e58d9feb3515a980a3175fd877c4653066bd"/>
+    <w:bookmarkEnd w:id="28"/>
+    <w:bookmarkStart w:id="32" w:name="Xc60e58d9feb3515a980a3175fd877c4653066bd"/>
     <w:p>
       <w:pPr>
         <w:pStyle w:val="Heading3"/>
@@ -7515,11 +7550,46 @@
         <w:pStyle w:val="FirstParagraph"/>
       </w:pPr>
       <w:r>
-        <w:rPr>
-          <w:b/>
-          <w:bCs/>
-        </w:rPr>
-        <w:t xml:space="preserve">[MERMAID RENDER FAILED — block #2]</w:t>
+        <w:drawing>
+          <wp:inline>
+            <wp:extent cx="5334000" cy="3585482"/>
+            <wp:effectExtent b="0" l="0" r="0" t="0"/>
+            <wp:docPr descr="diagram" title="" id="30" name="Picture"/>
+            <a:graphic>
+              <a:graphicData uri="http://schemas.openxmlformats.org/drawingml/2006/picture">
+                <pic:pic>
+                  <pic:nvPicPr>
+                    <pic:cNvPr descr="/tmp/.private/milosvasic/tmp.olSVn23wvf/img/diagram_002_c5a920f9244a.png" id="31" name="Picture"/>
+                    <pic:cNvPicPr>
+                      <a:picLocks noChangeArrowheads="1" noChangeAspect="1"/>
+                    </pic:cNvPicPr>
+                  </pic:nvPicPr>
+                  <pic:blipFill>
+                    <a:blip r:embed="rId29"/>
+                    <a:stretch>
+                      <a:fillRect/>
+                    </a:stretch>
+                  </pic:blipFill>
+                  <pic:spPr bwMode="auto">
+                    <a:xfrm>
+                      <a:off x="0" y="0"/>
+                      <a:ext cx="5334000" cy="3585482"/>
+                    </a:xfrm>
+                    <a:prstGeom prst="rect">
+                      <a:avLst/>
+                    </a:prstGeom>
+                    <a:noFill/>
+                    <a:ln w="9525">
+                      <a:noFill/>
+                      <a:headEnd/>
+                      <a:tailEnd/>
+                    </a:ln>
+                  </pic:spPr>
+                </pic:pic>
+              </a:graphicData>
+            </a:graphic>
+          </wp:inline>
+        </w:drawing>
       </w:r>
     </w:p>
     <w:p>
@@ -7661,9 +7731,9 @@
         </w:pict>
       </w:r>
     </w:p>
-    <w:bookmarkEnd w:id="26"/>
-    <w:bookmarkEnd w:id="27"/>
-    <w:bookmarkStart w:id="32" w:name="Xbc227f3128d5f1ae8023c1f63bbacc8a4da34ea"/>
+    <w:bookmarkEnd w:id="32"/>
+    <w:bookmarkEnd w:id="33"/>
+    <w:bookmarkStart w:id="41" w:name="Xbc227f3128d5f1ae8023c1f63bbacc8a4da34ea"/>
     <w:p>
       <w:pPr>
         <w:pStyle w:val="Heading2"/>
@@ -7672,7 +7742,7 @@
         <w:t xml:space="preserve">5. Dial / connection lifecycle state machine</w:t>
       </w:r>
     </w:p>
-    <w:bookmarkStart w:id="28" w:name="Xc0bd607a9ed2e536237d7ce7480707a3ec60f14"/>
+    <w:bookmarkStart w:id="34" w:name="Xc0bd607a9ed2e536237d7ce7480707a3ec60f14"/>
     <w:p>
       <w:pPr>
         <w:pStyle w:val="Heading3"/>
@@ -8980,8 +9050,8 @@
         <w:t xml:space="preserve">end-to-end proof, and a WG-handshake timeout maps to a ladder escalation (§8 E5).</w:t>
       </w:r>
     </w:p>
-    <w:bookmarkEnd w:id="28"/>
-    <w:bookmarkStart w:id="29" w:name="X45936db19d80bfa3ad3784a8a0e9c5bdbcd1f4f"/>
+    <w:bookmarkEnd w:id="34"/>
+    <w:bookmarkStart w:id="38" w:name="X45936db19d80bfa3ad3784a8a0e9c5bdbcd1f4f"/>
     <w:p>
       <w:pPr>
         <w:pStyle w:val="Heading3"/>
@@ -8995,15 +9065,50 @@
         <w:pStyle w:val="FirstParagraph"/>
       </w:pPr>
       <w:r>
-        <w:rPr>
-          <w:b/>
-          <w:bCs/>
-        </w:rPr>
-        <w:t xml:space="preserve">[MERMAID RENDER FAILED — block #3]</w:t>
+        <w:drawing>
+          <wp:inline>
+            <wp:extent cx="5334000" cy="4537982"/>
+            <wp:effectExtent b="0" l="0" r="0" t="0"/>
+            <wp:docPr descr="diagram" title="" id="36" name="Picture"/>
+            <a:graphic>
+              <a:graphicData uri="http://schemas.openxmlformats.org/drawingml/2006/picture">
+                <pic:pic>
+                  <pic:nvPicPr>
+                    <pic:cNvPr descr="/tmp/.private/milosvasic/tmp.olSVn23wvf/img/diagram_003_f3ceec15f351.png" id="37" name="Picture"/>
+                    <pic:cNvPicPr>
+                      <a:picLocks noChangeArrowheads="1" noChangeAspect="1"/>
+                    </pic:cNvPicPr>
+                  </pic:nvPicPr>
+                  <pic:blipFill>
+                    <a:blip r:embed="rId35"/>
+                    <a:stretch>
+                      <a:fillRect/>
+                    </a:stretch>
+                  </pic:blipFill>
+                  <pic:spPr bwMode="auto">
+                    <a:xfrm>
+                      <a:off x="0" y="0"/>
+                      <a:ext cx="5334000" cy="4537982"/>
+                    </a:xfrm>
+                    <a:prstGeom prst="rect">
+                      <a:avLst/>
+                    </a:prstGeom>
+                    <a:noFill/>
+                    <a:ln w="9525">
+                      <a:noFill/>
+                      <a:headEnd/>
+                      <a:tailEnd/>
+                    </a:ln>
+                  </pic:spPr>
+                </pic:pic>
+              </a:graphicData>
+            </a:graphic>
+          </wp:inline>
+        </w:drawing>
       </w:r>
     </w:p>
-    <w:bookmarkEnd w:id="29"/>
-    <w:bookmarkStart w:id="30" w:name="X50a216f09b8c612175118ac9fcae5cfeafd6bb4"/>
+    <w:bookmarkEnd w:id="38"/>
+    <w:bookmarkStart w:id="39" w:name="X50a216f09b8c612175118ac9fcae5cfeafd6bb4"/>
     <w:p>
       <w:pPr>
         <w:pStyle w:val="Heading3"/>
@@ -9192,8 +9297,8 @@
         <w:t xml:space="preserve">hostile network skips straight to it [01-DP §5.3 step 4].</w:t>
       </w:r>
     </w:p>
-    <w:bookmarkEnd w:id="30"/>
-    <w:bookmarkStart w:id="31" w:name="X98c0408b81a83f5e0880d5fcbfb34f87d60307d"/>
+    <w:bookmarkEnd w:id="39"/>
+    <w:bookmarkStart w:id="40" w:name="X98c0408b81a83f5e0880d5fcbfb34f87d60307d"/>
     <w:p>
       <w:pPr>
         <w:pStyle w:val="Heading3"/>
@@ -9570,9 +9675,9 @@
         </w:pict>
       </w:r>
     </w:p>
-    <w:bookmarkEnd w:id="31"/>
-    <w:bookmarkEnd w:id="32"/>
-    <w:bookmarkStart w:id="33" w:name="X747abf2055e445d2329dc77ab650a616c93e998"/>
+    <w:bookmarkEnd w:id="40"/>
+    <w:bookmarkEnd w:id="41"/>
+    <w:bookmarkStart w:id="42" w:name="X747abf2055e445d2329dc77ab650a616c93e998"/>
     <w:p>
       <w:pPr>
         <w:pStyle w:val="Heading2"/>
@@ -10283,8 +10388,8 @@
         </w:pict>
       </w:r>
     </w:p>
-    <w:bookmarkEnd w:id="33"/>
-    <w:bookmarkStart w:id="34" w:name="X7746ed207e8ed94e3fe9d496bdaf50a7e4f2ae2"/>
+    <w:bookmarkEnd w:id="42"/>
+    <w:bookmarkStart w:id="43" w:name="X7746ed207e8ed94e3fe9d496bdaf50a7e4f2ae2"/>
     <w:p>
       <w:pPr>
         <w:pStyle w:val="Heading2"/>
@@ -10935,8 +11040,8 @@
         </w:pict>
       </w:r>
     </w:p>
-    <w:bookmarkEnd w:id="34"/>
-    <w:bookmarkStart w:id="35" w:name="Xcea223cc089ad45b012bc829ec8f048c30ec3c9"/>
+    <w:bookmarkEnd w:id="43"/>
+    <w:bookmarkStart w:id="44" w:name="Xcea223cc089ad45b012bc829ec8f048c30ec3c9"/>
     <w:p>
       <w:pPr>
         <w:pStyle w:val="Heading2"/>
@@ -11771,8 +11876,8 @@
         </w:pict>
       </w:r>
     </w:p>
-    <w:bookmarkEnd w:id="35"/>
-    <w:bookmarkStart w:id="38" w:name="Xceb666e44c796cd82f1d67eae8ae76338044d64"/>
+    <w:bookmarkEnd w:id="44"/>
+    <w:bookmarkStart w:id="47" w:name="Xceb666e44c796cd82f1d67eae8ae76338044d64"/>
     <w:p>
       <w:pPr>
         <w:pStyle w:val="Heading2"/>
@@ -12134,7 +12239,7 @@
         <w:t xml:space="preserve">(constitution §11.4.10) and never crosses the FFI boundary as plaintext (doc 05).</w:t>
       </w:r>
     </w:p>
-    <w:bookmarkStart w:id="37" w:name="X78f77f49d07ba1cfca4d678e725349614e74cee"/>
+    <w:bookmarkStart w:id="46" w:name="X78f77f49d07ba1cfca4d678e725349614e74cee"/>
     <w:p>
       <w:pPr>
         <w:pStyle w:val="Heading3"/>
@@ -12633,7 +12738,7 @@
       <w:r>
         <w:t xml:space="preserve"> </w:t>
       </w:r>
-      <w:hyperlink r:id="rId36">
+      <w:hyperlink r:id="rId45">
         <w:r>
           <w:rPr>
             <w:rStyle w:val="VerbatimChar"/>
@@ -12679,9 +12784,9 @@
         </w:pict>
       </w:r>
     </w:p>
-    <w:bookmarkEnd w:id="37"/>
-    <w:bookmarkEnd w:id="38"/>
-    <w:bookmarkStart w:id="39" w:name="X6200088b09298111f6af8c0575b8725329ae6e5"/>
+    <w:bookmarkEnd w:id="46"/>
+    <w:bookmarkEnd w:id="47"/>
+    <w:bookmarkStart w:id="48" w:name="X6200088b09298111f6af8c0575b8725329ae6e5"/>
     <w:p>
       <w:pPr>
         <w:pStyle w:val="Heading2"/>
@@ -13508,8 +13613,8 @@
         </w:pict>
       </w:r>
     </w:p>
-    <w:bookmarkEnd w:id="39"/>
-    <w:bookmarkStart w:id="40" w:name="X6e0d0295843ac0093f003184cc36e27a995381b"/>
+    <w:bookmarkEnd w:id="48"/>
+    <w:bookmarkStart w:id="49" w:name="X6e0d0295843ac0093f003184cc36e27a995381b"/>
     <w:p>
       <w:pPr>
         <w:pStyle w:val="Heading2"/>
@@ -13875,8 +13980,8 @@
         </w:pict>
       </w:r>
     </w:p>
-    <w:bookmarkEnd w:id="40"/>
-    <w:bookmarkStart w:id="41" w:name="X231e38e5b84e5b531e3637dca1266f91f00f978"/>
+    <w:bookmarkEnd w:id="49"/>
+    <w:bookmarkStart w:id="50" w:name="X231e38e5b84e5b531e3637dca1266f91f00f978"/>
     <w:p>
       <w:pPr>
         <w:pStyle w:val="Heading2"/>
@@ -15092,8 +15197,8 @@
         </w:pict>
       </w:r>
     </w:p>
-    <w:bookmarkEnd w:id="41"/>
-    <w:bookmarkStart w:id="42" w:name="X4eb26b799d8a2c20f88b22dbac8446361dcb572"/>
+    <w:bookmarkEnd w:id="50"/>
+    <w:bookmarkStart w:id="51" w:name="X4eb26b799d8a2c20f88b22dbac8446361dcb572"/>
     <w:p>
       <w:pPr>
         <w:pStyle w:val="Heading2"/>
@@ -15355,8 +15460,8 @@
         <w:t xml:space="preserve">implementation, per §11.4.6.</w:t>
       </w:r>
     </w:p>
-    <w:bookmarkEnd w:id="42"/>
-    <w:bookmarkEnd w:id="43"/>
+    <w:bookmarkEnd w:id="51"/>
+    <w:bookmarkEnd w:id="52"/>
     <w:sectPr>
       <w:footnotePr>
         <w:numRestart w:val="eachSect"/>
